--- a/database/template_kemnaker.docx
+++ b/database/template_kemnaker.docx
@@ -2458,7 +2458,7 @@
               <w:spacing w:line="276" w:lineRule="auto"/>
               <w:rPr>
                 <w:rFonts w:ascii="Bookman Old Style" w:cs="Bookman Old Style" w:eastAsia="Bookman Old Style" w:hAnsi="Bookman Old Style"/>
-                <w:color w:val="00b0f0"/>
+                <w:color w:val="000000"/>
                 <w:sz w:val="24"/>
                 <w:szCs w:val="24"/>
               </w:rPr>
@@ -2530,7 +2530,7 @@
               <w:spacing w:line="276" w:lineRule="auto"/>
               <w:rPr>
                 <w:rFonts w:ascii="Bookman Old Style" w:cs="Bookman Old Style" w:eastAsia="Bookman Old Style" w:hAnsi="Bookman Old Style"/>
-                <w:color w:val="00b0f0"/>
+                <w:color w:val="000000"/>
                 <w:sz w:val="24"/>
                 <w:szCs w:val="24"/>
               </w:rPr>
@@ -2745,7 +2745,7 @@
               <w:spacing w:line="276" w:lineRule="auto"/>
               <w:rPr>
                 <w:rFonts w:ascii="Bookman Old Style" w:cs="Bookman Old Style" w:eastAsia="Bookman Old Style" w:hAnsi="Bookman Old Style"/>
-                <w:color w:val="00b0f0"/>
+                <w:color w:val="000000"/>
                 <w:sz w:val="24"/>
                 <w:szCs w:val="24"/>
               </w:rPr>
@@ -3035,7 +3035,7 @@
               <w:spacing w:line="276" w:lineRule="auto"/>
               <w:rPr>
                 <w:rFonts w:ascii="Bookman Old Style" w:cs="Bookman Old Style" w:eastAsia="Bookman Old Style" w:hAnsi="Bookman Old Style"/>
-                <w:color w:val="00b0f0"/>
+                <w:color w:val="000000"/>
               </w:rPr>
             </w:pPr>
             <w:r>
@@ -3056,7 +3056,7 @@
               <w:spacing w:line="276" w:lineRule="auto"/>
               <w:rPr>
                 <w:rFonts w:ascii="Bookman Old Style" w:cs="Bookman Old Style" w:eastAsia="Bookman Old Style" w:hAnsi="Bookman Old Style"/>
-                <w:color w:val="00b0f0"/>
+                <w:color w:val="000000"/>
               </w:rPr>
             </w:pPr>
             <w:r>
@@ -3075,7 +3075,7 @@
               <w:spacing w:line="276" w:lineRule="auto"/>
               <w:rPr>
                 <w:rFonts w:ascii="Bookman Old Style" w:cs="Bookman Old Style" w:eastAsia="Bookman Old Style" w:hAnsi="Bookman Old Style"/>
-                <w:color w:val="00b0f0"/>
+                <w:color w:val="000000"/>
               </w:rPr>
             </w:pPr>
             <w:r>
@@ -3094,7 +3094,7 @@
               <w:spacing w:line="276" w:lineRule="auto"/>
               <w:rPr>
                 <w:rFonts w:ascii="Bookman Old Style" w:cs="Bookman Old Style" w:eastAsia="Bookman Old Style" w:hAnsi="Bookman Old Style"/>
-                <w:color w:val="00b0f0"/>
+                <w:color w:val="000000"/>
               </w:rPr>
             </w:pPr>
             <w:r>
@@ -3138,7 +3138,7 @@
                 <w:iCs w:val="0"/>
                 <w:smallCaps w:val="0"/>
                 <w:strike w:val="0"/>
-                <w:color w:val="00b0f0"/>
+                <w:color w:val="000000"/>
                 <w:sz w:val="22"/>
                 <w:szCs w:val="22"/>
                 <w:u w:val="none"/>
@@ -3183,7 +3183,7 @@
                 <w:iCs w:val="0"/>
                 <w:smallCaps w:val="0"/>
                 <w:strike w:val="0"/>
-                <w:color w:val="00b0f0"/>
+                <w:color w:val="000000"/>
                 <w:sz w:val="22"/>
                 <w:szCs w:val="22"/>
                 <w:u w:val="none"/>
@@ -3207,7 +3207,7 @@
               <w:spacing w:line="276" w:lineRule="auto"/>
               <w:rPr>
                 <w:rFonts w:ascii="Bookman Old Style" w:cs="Bookman Old Style" w:eastAsia="Bookman Old Style" w:hAnsi="Bookman Old Style"/>
-                <w:color w:val="00b0f0"/>
+                <w:color w:val="000000"/>
               </w:rPr>
             </w:pPr>
             <w:r>
@@ -3228,7 +3228,7 @@
               <w:jc w:val="both"/>
               <w:rPr>
                 <w:rFonts w:ascii="Bookman Old Style" w:cs="Bookman Old Style" w:eastAsia="Bookman Old Style" w:hAnsi="Bookman Old Style"/>
-                <w:color w:val="00b0f0"/>
+                <w:color w:val="000000"/>
               </w:rPr>
             </w:pPr>
             <w:r>
@@ -3273,7 +3273,7 @@
               <w:spacing w:line="276" w:lineRule="auto"/>
               <w:rPr>
                 <w:rFonts w:ascii="Bookman Old Style" w:cs="Bookman Old Style" w:eastAsia="Bookman Old Style" w:hAnsi="Bookman Old Style"/>
-                <w:color w:val="00b0f0"/>
+                <w:color w:val="000000"/>
               </w:rPr>
             </w:pPr>
             <w:r>
@@ -3294,7 +3294,7 @@
               <w:spacing w:line="276" w:lineRule="auto"/>
               <w:rPr>
                 <w:rFonts w:ascii="Bookman Old Style" w:cs="Bookman Old Style" w:eastAsia="Bookman Old Style" w:hAnsi="Bookman Old Style"/>
-                <w:color w:val="00b0f0"/>
+                <w:color w:val="000000"/>
               </w:rPr>
             </w:pPr>
             <w:r>
@@ -3313,7 +3313,7 @@
               <w:spacing w:line="276" w:lineRule="auto"/>
               <w:rPr>
                 <w:rFonts w:ascii="Bookman Old Style" w:cs="Bookman Old Style" w:eastAsia="Bookman Old Style" w:hAnsi="Bookman Old Style"/>
-                <w:color w:val="00b0f0"/>
+                <w:color w:val="000000"/>
               </w:rPr>
             </w:pPr>
             <w:r>
@@ -3332,7 +3332,7 @@
               <w:spacing w:line="276" w:lineRule="auto"/>
               <w:rPr>
                 <w:rFonts w:ascii="Bookman Old Style" w:cs="Bookman Old Style" w:eastAsia="Bookman Old Style" w:hAnsi="Bookman Old Style"/>
-                <w:color w:val="00b0f0"/>
+                <w:color w:val="000000"/>
               </w:rPr>
             </w:pPr>
             <w:r>
@@ -3376,7 +3376,7 @@
                 <w:iCs w:val="0"/>
                 <w:smallCaps w:val="0"/>
                 <w:strike w:val="0"/>
-                <w:color w:val="00b0f0"/>
+                <w:color w:val="000000"/>
                 <w:sz w:val="22"/>
                 <w:szCs w:val="22"/>
                 <w:u w:val="none"/>
@@ -3421,7 +3421,7 @@
                 <w:iCs w:val="0"/>
                 <w:smallCaps w:val="0"/>
                 <w:strike w:val="0"/>
-                <w:color w:val="00b0f0"/>
+                <w:color w:val="000000"/>
                 <w:sz w:val="22"/>
                 <w:szCs w:val="22"/>
                 <w:u w:val="none"/>
@@ -3445,7 +3445,7 @@
               <w:spacing w:line="276" w:lineRule="auto"/>
               <w:rPr>
                 <w:rFonts w:ascii="Bookman Old Style" w:cs="Bookman Old Style" w:eastAsia="Bookman Old Style" w:hAnsi="Bookman Old Style"/>
-                <w:color w:val="00b0f0"/>
+                <w:color w:val="000000"/>
               </w:rPr>
             </w:pPr>
             <w:r>
@@ -3466,7 +3466,7 @@
               <w:jc w:val="both"/>
               <w:rPr>
                 <w:rFonts w:ascii="Bookman Old Style" w:cs="Bookman Old Style" w:eastAsia="Bookman Old Style" w:hAnsi="Bookman Old Style"/>
-                <w:color w:val="00b0f0"/>
+                <w:color w:val="000000"/>
               </w:rPr>
             </w:pPr>
             <w:r>
@@ -3511,7 +3511,7 @@
               <w:spacing w:line="276" w:lineRule="auto"/>
               <w:rPr>
                 <w:rFonts w:ascii="Bookman Old Style" w:cs="Bookman Old Style" w:eastAsia="Bookman Old Style" w:hAnsi="Bookman Old Style"/>
-                <w:color w:val="00b0f0"/>
+                <w:color w:val="000000"/>
               </w:rPr>
             </w:pPr>
             <w:r>
@@ -3532,7 +3532,7 @@
               <w:spacing w:line="276" w:lineRule="auto"/>
               <w:rPr>
                 <w:rFonts w:ascii="Bookman Old Style" w:cs="Bookman Old Style" w:eastAsia="Bookman Old Style" w:hAnsi="Bookman Old Style"/>
-                <w:color w:val="00b0f0"/>
+                <w:color w:val="000000"/>
               </w:rPr>
             </w:pPr>
             <w:r>
@@ -3551,7 +3551,7 @@
               <w:spacing w:line="276" w:lineRule="auto"/>
               <w:rPr>
                 <w:rFonts w:ascii="Bookman Old Style" w:cs="Bookman Old Style" w:eastAsia="Bookman Old Style" w:hAnsi="Bookman Old Style"/>
-                <w:color w:val="00b0f0"/>
+                <w:color w:val="000000"/>
               </w:rPr>
             </w:pPr>
             <w:r>
@@ -3570,7 +3570,7 @@
               <w:spacing w:line="276" w:lineRule="auto"/>
               <w:rPr>
                 <w:rFonts w:ascii="Bookman Old Style" w:cs="Bookman Old Style" w:eastAsia="Bookman Old Style" w:hAnsi="Bookman Old Style"/>
-                <w:color w:val="00b0f0"/>
+                <w:color w:val="000000"/>
               </w:rPr>
             </w:pPr>
             <w:r>
@@ -3614,7 +3614,7 @@
                 <w:iCs w:val="0"/>
                 <w:smallCaps w:val="0"/>
                 <w:strike w:val="0"/>
-                <w:color w:val="00b0f0"/>
+                <w:color w:val="000000"/>
                 <w:sz w:val="22"/>
                 <w:szCs w:val="22"/>
                 <w:u w:val="none"/>
@@ -3659,7 +3659,7 @@
                 <w:iCs w:val="0"/>
                 <w:smallCaps w:val="0"/>
                 <w:strike w:val="0"/>
-                <w:color w:val="00b0f0"/>
+                <w:color w:val="000000"/>
                 <w:sz w:val="22"/>
                 <w:szCs w:val="22"/>
                 <w:u w:val="none"/>
@@ -3683,7 +3683,7 @@
               <w:spacing w:line="276" w:lineRule="auto"/>
               <w:rPr>
                 <w:rFonts w:ascii="Bookman Old Style" w:cs="Bookman Old Style" w:eastAsia="Bookman Old Style" w:hAnsi="Bookman Old Style"/>
-                <w:color w:val="00b0f0"/>
+                <w:color w:val="000000"/>
               </w:rPr>
             </w:pPr>
             <w:r>
@@ -3704,7 +3704,7 @@
               <w:jc w:val="both"/>
               <w:rPr>
                 <w:rFonts w:ascii="Bookman Old Style" w:cs="Bookman Old Style" w:eastAsia="Bookman Old Style" w:hAnsi="Bookman Old Style"/>
-                <w:color w:val="00b0f0"/>
+                <w:color w:val="000000"/>
               </w:rPr>
             </w:pPr>
             <w:r>
@@ -4334,7 +4334,7 @@
           <w:iCs w:val="1"/>
           <w:smallCaps w:val="0"/>
           <w:strike w:val="0"/>
-          <w:color w:val="00b0f0"/>
+          <w:color w:val="000000"/>
           <w:sz w:val="24"/>
           <w:szCs w:val="24"/>
           <w:u w:val="none"/>
@@ -4415,7 +4415,7 @@
           <w:iCs w:val="0"/>
           <w:smallCaps w:val="0"/>
           <w:strike w:val="0"/>
-          <w:color w:val="00b0f0"/>
+          <w:color w:val="000000"/>
           <w:sz w:val="24"/>
           <w:szCs w:val="24"/>
           <w:u w:val="none"/>
@@ -4714,7 +4714,7 @@
                 <w:iCs w:val="0"/>
                 <w:smallCaps w:val="0"/>
                 <w:strike w:val="0"/>
-                <w:color w:val="00b0f0"/>
+                <w:color w:val="000000"/>
                 <w:sz w:val="24"/>
                 <w:szCs w:val="24"/>
                 <w:u w:val="none"/>
@@ -4874,7 +4874,7 @@
                 <w:iCs w:val="0"/>
                 <w:smallCaps w:val="0"/>
                 <w:strike w:val="0"/>
-                <w:color w:val="00b0f0"/>
+                <w:color w:val="000000"/>
                 <w:sz w:val="24"/>
                 <w:szCs w:val="24"/>
                 <w:u w:val="none"/>
@@ -5034,7 +5034,7 @@
                 <w:iCs w:val="0"/>
                 <w:smallCaps w:val="0"/>
                 <w:strike w:val="0"/>
-                <w:color w:val="00b0f0"/>
+                <w:color w:val="000000"/>
                 <w:sz w:val="24"/>
                 <w:szCs w:val="24"/>
                 <w:u w:val="none"/>
@@ -5194,7 +5194,7 @@
                 <w:iCs w:val="0"/>
                 <w:smallCaps w:val="0"/>
                 <w:strike w:val="0"/>
-                <w:color w:val="00b0f0"/>
+                <w:color w:val="000000"/>
                 <w:sz w:val="24"/>
                 <w:szCs w:val="24"/>
                 <w:u w:val="none"/>
@@ -5354,7 +5354,7 @@
                 <w:iCs w:val="0"/>
                 <w:smallCaps w:val="0"/>
                 <w:strike w:val="0"/>
-                <w:color w:val="00b0f0"/>
+                <w:color w:val="000000"/>
                 <w:sz w:val="24"/>
                 <w:szCs w:val="24"/>
                 <w:u w:val="none"/>
@@ -5684,7 +5684,7 @@
         <w:jc w:val="both"/>
         <w:rPr>
           <w:rFonts w:ascii="Bookman Old Style" w:cs="Bookman Old Style" w:eastAsia="Bookman Old Style" w:hAnsi="Bookman Old Style"/>
-          <w:color w:val="00b0f0"/>
+          <w:color w:val="000000"/>
           <w:sz w:val="24"/>
           <w:szCs w:val="24"/>
         </w:rPr>
@@ -5705,7 +5705,7 @@
         <w:jc w:val="both"/>
         <w:rPr>
           <w:rFonts w:ascii="Bookman Old Style" w:cs="Bookman Old Style" w:eastAsia="Bookman Old Style" w:hAnsi="Bookman Old Style"/>
-          <w:color w:val="00b0f0"/>
+          <w:color w:val="000000"/>
           <w:sz w:val="24"/>
           <w:szCs w:val="24"/>
         </w:rPr>
@@ -5745,7 +5745,7 @@
           <w:iCs w:val="0"/>
           <w:smallCaps w:val="0"/>
           <w:strike w:val="0"/>
-          <w:color w:val="00b0f0"/>
+          <w:color w:val="000000"/>
           <w:sz w:val="24"/>
           <w:szCs w:val="24"/>
           <w:u w:val="none"/>
@@ -6059,7 +6059,7 @@
         <w:jc w:val="both"/>
         <w:rPr>
           <w:rFonts w:ascii="Bookman Old Style" w:cs="Bookman Old Style" w:eastAsia="Bookman Old Style" w:hAnsi="Bookman Old Style"/>
-          <w:color w:val="00b0f0"/>
+          <w:color w:val="000000"/>
           <w:sz w:val="24"/>
           <w:szCs w:val="24"/>
         </w:rPr>
@@ -6081,7 +6081,7 @@
         <w:jc w:val="both"/>
         <w:rPr>
           <w:rFonts w:ascii="Bookman Old Style" w:cs="Bookman Old Style" w:eastAsia="Bookman Old Style" w:hAnsi="Bookman Old Style"/>
-          <w:color w:val="00b0f0"/>
+          <w:color w:val="000000"/>
           <w:sz w:val="24"/>
           <w:szCs w:val="24"/>
         </w:rPr>
@@ -6343,7 +6343,7 @@
               <w:jc w:val="both"/>
               <w:rPr>
                 <w:rFonts w:ascii="Bookman Old Style" w:cs="Bookman Old Style" w:eastAsia="Bookman Old Style" w:hAnsi="Bookman Old Style"/>
-                <w:color w:val="00b0f0"/>
+                <w:color w:val="000000"/>
                 <w:sz w:val="20"/>
                 <w:szCs w:val="20"/>
               </w:rPr>
@@ -6367,7 +6367,7 @@
               <w:jc w:val="both"/>
               <w:rPr>
                 <w:rFonts w:ascii="Bookman Old Style" w:cs="Bookman Old Style" w:eastAsia="Bookman Old Style" w:hAnsi="Bookman Old Style"/>
-                <w:color w:val="00b0f0"/>
+                <w:color w:val="000000"/>
                 <w:sz w:val="20"/>
                 <w:szCs w:val="20"/>
               </w:rPr>
@@ -6391,7 +6391,7 @@
               <w:jc w:val="both"/>
               <w:rPr>
                 <w:rFonts w:ascii="Bookman Old Style" w:cs="Bookman Old Style" w:eastAsia="Bookman Old Style" w:hAnsi="Bookman Old Style"/>
-                <w:color w:val="00b0f0"/>
+                <w:color w:val="000000"/>
                 <w:sz w:val="20"/>
                 <w:szCs w:val="20"/>
               </w:rPr>
@@ -6444,7 +6444,7 @@
               <w:jc w:val="both"/>
               <w:rPr>
                 <w:rFonts w:ascii="Bookman Old Style" w:cs="Bookman Old Style" w:eastAsia="Bookman Old Style" w:hAnsi="Bookman Old Style"/>
-                <w:color w:val="00b0f0"/>
+                <w:color w:val="000000"/>
                 <w:sz w:val="20"/>
                 <w:szCs w:val="20"/>
               </w:rPr>
@@ -6468,7 +6468,7 @@
               <w:jc w:val="both"/>
               <w:rPr>
                 <w:rFonts w:ascii="Bookman Old Style" w:cs="Bookman Old Style" w:eastAsia="Bookman Old Style" w:hAnsi="Bookman Old Style"/>
-                <w:color w:val="00b0f0"/>
+                <w:color w:val="000000"/>
                 <w:sz w:val="20"/>
                 <w:szCs w:val="20"/>
               </w:rPr>
@@ -6492,7 +6492,7 @@
               <w:jc w:val="both"/>
               <w:rPr>
                 <w:rFonts w:ascii="Bookman Old Style" w:cs="Bookman Old Style" w:eastAsia="Bookman Old Style" w:hAnsi="Bookman Old Style"/>
-                <w:color w:val="00b0f0"/>
+                <w:color w:val="000000"/>
                 <w:sz w:val="20"/>
                 <w:szCs w:val="20"/>
               </w:rPr>
@@ -6545,7 +6545,7 @@
               <w:jc w:val="both"/>
               <w:rPr>
                 <w:rFonts w:ascii="Bookman Old Style" w:cs="Bookman Old Style" w:eastAsia="Bookman Old Style" w:hAnsi="Bookman Old Style"/>
-                <w:color w:val="00b0f0"/>
+                <w:color w:val="000000"/>
                 <w:sz w:val="20"/>
                 <w:szCs w:val="20"/>
               </w:rPr>
@@ -6569,7 +6569,7 @@
               <w:jc w:val="both"/>
               <w:rPr>
                 <w:rFonts w:ascii="Bookman Old Style" w:cs="Bookman Old Style" w:eastAsia="Bookman Old Style" w:hAnsi="Bookman Old Style"/>
-                <w:color w:val="00b0f0"/>
+                <w:color w:val="000000"/>
                 <w:sz w:val="20"/>
                 <w:szCs w:val="20"/>
               </w:rPr>
@@ -6593,7 +6593,7 @@
               <w:jc w:val="both"/>
               <w:rPr>
                 <w:rFonts w:ascii="Bookman Old Style" w:cs="Bookman Old Style" w:eastAsia="Bookman Old Style" w:hAnsi="Bookman Old Style"/>
-                <w:color w:val="00b0f0"/>
+                <w:color w:val="000000"/>
                 <w:sz w:val="20"/>
                 <w:szCs w:val="20"/>
               </w:rPr>
@@ -6797,7 +6797,7 @@
         <w:jc w:val="both"/>
         <w:rPr>
           <w:rFonts w:ascii="Bookman Old Style" w:cs="Bookman Old Style" w:eastAsia="Bookman Old Style" w:hAnsi="Bookman Old Style"/>
-          <w:color w:val="00b0f0"/>
+          <w:color w:val="000000"/>
           <w:sz w:val="24"/>
           <w:szCs w:val="24"/>
         </w:rPr>
@@ -7168,7 +7168,7 @@
                 <w:iCs w:val="0"/>
                 <w:smallCaps w:val="0"/>
                 <w:strike w:val="0"/>
-                <w:color w:val="00b0f0"/>
+                <w:color w:val="000000"/>
                 <w:sz w:val="22"/>
                 <w:szCs w:val="22"/>
                 <w:u w:val="none"/>
@@ -7193,7 +7193,7 @@
               <w:jc w:val="both"/>
               <w:rPr>
                 <w:rFonts w:ascii="Bookman Old Style" w:cs="Bookman Old Style" w:eastAsia="Bookman Old Style" w:hAnsi="Bookman Old Style"/>
-                <w:color w:val="00b0f0"/>
+                <w:color w:val="000000"/>
               </w:rPr>
             </w:pPr>
             <w:r>
@@ -7282,7 +7282,7 @@
                 <w:iCs w:val="0"/>
                 <w:smallCaps w:val="0"/>
                 <w:strike w:val="0"/>
-                <w:color w:val="00b0f0"/>
+                <w:color w:val="000000"/>
                 <w:sz w:val="22"/>
                 <w:szCs w:val="22"/>
                 <w:u w:val="none"/>
@@ -7307,7 +7307,7 @@
               <w:jc w:val="both"/>
               <w:rPr>
                 <w:rFonts w:ascii="Bookman Old Style" w:cs="Bookman Old Style" w:eastAsia="Bookman Old Style" w:hAnsi="Bookman Old Style"/>
-                <w:color w:val="00b0f0"/>
+                <w:color w:val="000000"/>
               </w:rPr>
             </w:pPr>
             <w:r>
@@ -7396,7 +7396,7 @@
                 <w:iCs w:val="0"/>
                 <w:smallCaps w:val="0"/>
                 <w:strike w:val="0"/>
-                <w:color w:val="00b0f0"/>
+                <w:color w:val="000000"/>
                 <w:sz w:val="22"/>
                 <w:szCs w:val="22"/>
                 <w:u w:val="none"/>
@@ -7421,7 +7421,7 @@
               <w:jc w:val="both"/>
               <w:rPr>
                 <w:rFonts w:ascii="Bookman Old Style" w:cs="Bookman Old Style" w:eastAsia="Bookman Old Style" w:hAnsi="Bookman Old Style"/>
-                <w:color w:val="00b0f0"/>
+                <w:color w:val="000000"/>
               </w:rPr>
             </w:pPr>
             <w:r>
@@ -7955,7 +7955,7 @@
                 <w:iCs w:val="0"/>
                 <w:smallCaps w:val="0"/>
                 <w:strike w:val="0"/>
-                <w:color w:val="00b0f0"/>
+                <w:color w:val="000000"/>
                 <w:sz w:val="22"/>
                 <w:szCs w:val="22"/>
                 <w:u w:val="none"/>
@@ -7987,7 +7987,7 @@
               <w:jc w:val="both"/>
               <w:rPr>
                 <w:rFonts w:ascii="Bookman Old Style" w:cs="Bookman Old Style" w:eastAsia="Bookman Old Style" w:hAnsi="Bookman Old Style"/>
-                <w:color w:val="00b0f0"/>
+                <w:color w:val="000000"/>
               </w:rPr>
             </w:pPr>
             <w:r>
@@ -8014,7 +8014,7 @@
               <w:jc w:val="both"/>
               <w:rPr>
                 <w:rFonts w:ascii="Bookman Old Style" w:cs="Bookman Old Style" w:eastAsia="Bookman Old Style" w:hAnsi="Bookman Old Style"/>
-                <w:color w:val="00b0f0"/>
+                <w:color w:val="000000"/>
               </w:rPr>
             </w:pPr>
             <w:r>
@@ -8124,7 +8124,7 @@
                 <w:iCs w:val="0"/>
                 <w:smallCaps w:val="0"/>
                 <w:strike w:val="0"/>
-                <w:color w:val="00b0f0"/>
+                <w:color w:val="000000"/>
                 <w:sz w:val="22"/>
                 <w:szCs w:val="22"/>
                 <w:u w:val="none"/>
@@ -8156,7 +8156,7 @@
               <w:jc w:val="both"/>
               <w:rPr>
                 <w:rFonts w:ascii="Bookman Old Style" w:cs="Bookman Old Style" w:eastAsia="Bookman Old Style" w:hAnsi="Bookman Old Style"/>
-                <w:color w:val="00b0f0"/>
+                <w:color w:val="000000"/>
               </w:rPr>
             </w:pPr>
             <w:r>
@@ -8183,7 +8183,7 @@
               <w:jc w:val="both"/>
               <w:rPr>
                 <w:rFonts w:ascii="Bookman Old Style" w:cs="Bookman Old Style" w:eastAsia="Bookman Old Style" w:hAnsi="Bookman Old Style"/>
-                <w:color w:val="00b0f0"/>
+                <w:color w:val="000000"/>
               </w:rPr>
             </w:pPr>
             <w:r>
@@ -8293,7 +8293,7 @@
                 <w:iCs w:val="0"/>
                 <w:smallCaps w:val="0"/>
                 <w:strike w:val="0"/>
-                <w:color w:val="00b0f0"/>
+                <w:color w:val="000000"/>
                 <w:sz w:val="22"/>
                 <w:szCs w:val="22"/>
                 <w:u w:val="none"/>
@@ -8325,7 +8325,7 @@
               <w:jc w:val="both"/>
               <w:rPr>
                 <w:rFonts w:ascii="Bookman Old Style" w:cs="Bookman Old Style" w:eastAsia="Bookman Old Style" w:hAnsi="Bookman Old Style"/>
-                <w:color w:val="00b0f0"/>
+                <w:color w:val="000000"/>
               </w:rPr>
             </w:pPr>
             <w:r>
@@ -8352,7 +8352,7 @@
               <w:jc w:val="both"/>
               <w:rPr>
                 <w:rFonts w:ascii="Bookman Old Style" w:cs="Bookman Old Style" w:eastAsia="Bookman Old Style" w:hAnsi="Bookman Old Style"/>
-                <w:color w:val="00b0f0"/>
+                <w:color w:val="000000"/>
               </w:rPr>
             </w:pPr>
             <w:r>
@@ -8494,7 +8494,7 @@
         <w:jc w:val="both"/>
         <w:rPr>
           <w:rFonts w:ascii="Bookman Old Style" w:cs="Bookman Old Style" w:eastAsia="Bookman Old Style" w:hAnsi="Bookman Old Style"/>
-          <w:color w:val="00b0f0"/>
+          <w:color w:val="000000"/>
           <w:sz w:val="24"/>
           <w:szCs w:val="24"/>
         </w:rPr>
@@ -8961,7 +8961,7 @@
           <w:iCs w:val="0"/>
           <w:smallCaps w:val="0"/>
           <w:strike w:val="0"/>
-          <w:color w:val="00b0f0"/>
+          <w:color w:val="000000"/>
           <w:sz w:val="20"/>
           <w:szCs w:val="20"/>
           <w:u w:val="none"/>
@@ -9042,7 +9042,7 @@
           <w:iCs w:val="0"/>
           <w:smallCaps w:val="0"/>
           <w:strike w:val="0"/>
-          <w:color w:val="00b0f0"/>
+          <w:color w:val="000000"/>
           <w:sz w:val="24"/>
           <w:szCs w:val="24"/>
           <w:u w:val="none"/>
@@ -9239,7 +9239,7 @@
               <w:jc w:val="center"/>
               <w:rPr>
                 <w:rFonts w:ascii="Bookman Old Style" w:cs="Bookman Old Style" w:eastAsia="Bookman Old Style" w:hAnsi="Bookman Old Style"/>
-                <w:color w:val="00b0f0"/>
+                <w:color w:val="000000"/>
                 <w:sz w:val="24"/>
                 <w:szCs w:val="24"/>
               </w:rPr>
@@ -9259,7 +9259,7 @@
             <w:pPr>
               <w:rPr>
                 <w:rFonts w:ascii="Bookman Old Style" w:cs="Bookman Old Style" w:eastAsia="Bookman Old Style" w:hAnsi="Bookman Old Style"/>
-                <w:color w:val="00b0f0"/>
+                <w:color w:val="000000"/>
                 <w:sz w:val="24"/>
                 <w:szCs w:val="24"/>
               </w:rPr>
@@ -9279,7 +9279,7 @@
             <w:pPr>
               <w:rPr>
                 <w:rFonts w:ascii="Bookman Old Style" w:cs="Bookman Old Style" w:eastAsia="Bookman Old Style" w:hAnsi="Bookman Old Style"/>
-                <w:color w:val="00b0f0"/>
+                <w:color w:val="000000"/>
                 <w:sz w:val="24"/>
                 <w:szCs w:val="24"/>
               </w:rPr>
@@ -9299,7 +9299,7 @@
             <w:pPr>
               <w:rPr>
                 <w:rFonts w:ascii="Bookman Old Style" w:cs="Bookman Old Style" w:eastAsia="Bookman Old Style" w:hAnsi="Bookman Old Style"/>
-                <w:color w:val="00b0f0"/>
+                <w:color w:val="000000"/>
                 <w:sz w:val="24"/>
                 <w:szCs w:val="24"/>
               </w:rPr>
@@ -9327,7 +9327,7 @@
               <w:jc w:val="center"/>
               <w:rPr>
                 <w:rFonts w:ascii="Bookman Old Style" w:cs="Bookman Old Style" w:eastAsia="Bookman Old Style" w:hAnsi="Bookman Old Style"/>
-                <w:color w:val="00b0f0"/>
+                <w:color w:val="000000"/>
                 <w:sz w:val="24"/>
                 <w:szCs w:val="24"/>
               </w:rPr>
@@ -9347,7 +9347,7 @@
             <w:pPr>
               <w:rPr>
                 <w:rFonts w:ascii="Bookman Old Style" w:cs="Bookman Old Style" w:eastAsia="Bookman Old Style" w:hAnsi="Bookman Old Style"/>
-                <w:color w:val="00b0f0"/>
+                <w:color w:val="000000"/>
                 <w:sz w:val="24"/>
                 <w:szCs w:val="24"/>
               </w:rPr>
@@ -9367,7 +9367,7 @@
             <w:pPr>
               <w:rPr>
                 <w:rFonts w:ascii="Bookman Old Style" w:cs="Bookman Old Style" w:eastAsia="Bookman Old Style" w:hAnsi="Bookman Old Style"/>
-                <w:color w:val="00b0f0"/>
+                <w:color w:val="000000"/>
                 <w:sz w:val="24"/>
                 <w:szCs w:val="24"/>
               </w:rPr>
@@ -9387,7 +9387,7 @@
             <w:pPr>
               <w:rPr>
                 <w:rFonts w:ascii="Bookman Old Style" w:cs="Bookman Old Style" w:eastAsia="Bookman Old Style" w:hAnsi="Bookman Old Style"/>
-                <w:color w:val="00b0f0"/>
+                <w:color w:val="000000"/>
                 <w:sz w:val="24"/>
                 <w:szCs w:val="24"/>
               </w:rPr>
@@ -9415,7 +9415,7 @@
               <w:jc w:val="center"/>
               <w:rPr>
                 <w:rFonts w:ascii="Bookman Old Style" w:cs="Bookman Old Style" w:eastAsia="Bookman Old Style" w:hAnsi="Bookman Old Style"/>
-                <w:color w:val="00b0f0"/>
+                <w:color w:val="000000"/>
                 <w:sz w:val="24"/>
                 <w:szCs w:val="24"/>
               </w:rPr>
@@ -9435,7 +9435,7 @@
             <w:pPr>
               <w:rPr>
                 <w:rFonts w:ascii="Bookman Old Style" w:cs="Bookman Old Style" w:eastAsia="Bookman Old Style" w:hAnsi="Bookman Old Style"/>
-                <w:color w:val="00b0f0"/>
+                <w:color w:val="000000"/>
                 <w:sz w:val="24"/>
                 <w:szCs w:val="24"/>
               </w:rPr>
@@ -9455,7 +9455,7 @@
             <w:pPr>
               <w:rPr>
                 <w:rFonts w:ascii="Bookman Old Style" w:cs="Bookman Old Style" w:eastAsia="Bookman Old Style" w:hAnsi="Bookman Old Style"/>
-                <w:color w:val="00b0f0"/>
+                <w:color w:val="000000"/>
                 <w:sz w:val="24"/>
                 <w:szCs w:val="24"/>
               </w:rPr>
@@ -9475,7 +9475,7 @@
             <w:pPr>
               <w:rPr>
                 <w:rFonts w:ascii="Bookman Old Style" w:cs="Bookman Old Style" w:eastAsia="Bookman Old Style" w:hAnsi="Bookman Old Style"/>
-                <w:color w:val="00b0f0"/>
+                <w:color w:val="000000"/>
                 <w:sz w:val="24"/>
                 <w:szCs w:val="24"/>
               </w:rPr>
@@ -9573,7 +9573,7 @@
               <w:jc w:val="center"/>
               <w:rPr>
                 <w:rFonts w:ascii="Bookman Old Style" w:cs="Bookman Old Style" w:eastAsia="Bookman Old Style" w:hAnsi="Bookman Old Style"/>
-                <w:color w:val="00b0f0"/>
+                <w:color w:val="000000"/>
                 <w:sz w:val="24"/>
                 <w:szCs w:val="24"/>
               </w:rPr>
@@ -9593,7 +9593,7 @@
             <w:pPr>
               <w:rPr>
                 <w:rFonts w:ascii="Bookman Old Style" w:cs="Bookman Old Style" w:eastAsia="Bookman Old Style" w:hAnsi="Bookman Old Style"/>
-                <w:color w:val="00b0f0"/>
+                <w:color w:val="000000"/>
                 <w:sz w:val="24"/>
                 <w:szCs w:val="24"/>
               </w:rPr>
@@ -9621,7 +9621,7 @@
               <w:jc w:val="center"/>
               <w:rPr>
                 <w:rFonts w:ascii="Bookman Old Style" w:cs="Bookman Old Style" w:eastAsia="Bookman Old Style" w:hAnsi="Bookman Old Style"/>
-                <w:color w:val="00b0f0"/>
+                <w:color w:val="000000"/>
                 <w:sz w:val="24"/>
                 <w:szCs w:val="24"/>
               </w:rPr>
@@ -9641,7 +9641,7 @@
             <w:pPr>
               <w:rPr>
                 <w:rFonts w:ascii="Bookman Old Style" w:cs="Bookman Old Style" w:eastAsia="Bookman Old Style" w:hAnsi="Bookman Old Style"/>
-                <w:color w:val="00b0f0"/>
+                <w:color w:val="000000"/>
                 <w:sz w:val="24"/>
                 <w:szCs w:val="24"/>
               </w:rPr>
@@ -9669,7 +9669,7 @@
               <w:jc w:val="center"/>
               <w:rPr>
                 <w:rFonts w:ascii="Bookman Old Style" w:cs="Bookman Old Style" w:eastAsia="Bookman Old Style" w:hAnsi="Bookman Old Style"/>
-                <w:color w:val="00b0f0"/>
+                <w:color w:val="000000"/>
                 <w:sz w:val="24"/>
                 <w:szCs w:val="24"/>
               </w:rPr>
@@ -9689,7 +9689,7 @@
             <w:pPr>
               <w:rPr>
                 <w:rFonts w:ascii="Bookman Old Style" w:cs="Bookman Old Style" w:eastAsia="Bookman Old Style" w:hAnsi="Bookman Old Style"/>
-                <w:color w:val="00b0f0"/>
+                <w:color w:val="000000"/>
                 <w:sz w:val="24"/>
                 <w:szCs w:val="24"/>
               </w:rPr>
@@ -9832,7 +9832,7 @@
               <w:jc w:val="both"/>
               <w:rPr>
                 <w:rFonts w:ascii="Bookman Old Style" w:cs="Bookman Old Style" w:eastAsia="Bookman Old Style" w:hAnsi="Bookman Old Style"/>
-                <w:color w:val="00b0f0"/>
+                <w:color w:val="000000"/>
                 <w:sz w:val="24"/>
                 <w:szCs w:val="24"/>
               </w:rPr>
@@ -9904,7 +9904,7 @@
               <w:jc w:val="both"/>
               <w:rPr>
                 <w:rFonts w:ascii="Bookman Old Style" w:cs="Bookman Old Style" w:eastAsia="Bookman Old Style" w:hAnsi="Bookman Old Style"/>
-                <w:color w:val="00b0f0"/>
+                <w:color w:val="000000"/>
                 <w:sz w:val="24"/>
                 <w:szCs w:val="24"/>
               </w:rPr>
@@ -9976,7 +9976,7 @@
               <w:jc w:val="both"/>
               <w:rPr>
                 <w:rFonts w:ascii="Bookman Old Style" w:cs="Bookman Old Style" w:eastAsia="Bookman Old Style" w:hAnsi="Bookman Old Style"/>
-                <w:color w:val="00b0f0"/>
+                <w:color w:val="000000"/>
                 <w:sz w:val="24"/>
                 <w:szCs w:val="24"/>
               </w:rPr>
@@ -10126,7 +10126,7 @@
                 <w:iCs w:val="0"/>
                 <w:smallCaps w:val="0"/>
                 <w:strike w:val="0"/>
-                <w:color w:val="00b0f0"/>
+                <w:color w:val="000000"/>
                 <w:sz w:val="24"/>
                 <w:szCs w:val="24"/>
                 <w:u w:val="none"/>
@@ -10173,7 +10173,7 @@
                 <w:iCs w:val="0"/>
                 <w:smallCaps w:val="0"/>
                 <w:strike w:val="0"/>
-                <w:color w:val="00b0f0"/>
+                <w:color w:val="000000"/>
                 <w:sz w:val="24"/>
                 <w:szCs w:val="24"/>
                 <w:u w:val="none"/>
@@ -10226,7 +10226,7 @@
                 <w:iCs w:val="0"/>
                 <w:smallCaps w:val="0"/>
                 <w:strike w:val="0"/>
-                <w:color w:val="00b0f0"/>
+                <w:color w:val="000000"/>
                 <w:sz w:val="24"/>
                 <w:szCs w:val="24"/>
                 <w:u w:val="none"/>
@@ -10273,7 +10273,7 @@
                 <w:iCs w:val="0"/>
                 <w:smallCaps w:val="0"/>
                 <w:strike w:val="0"/>
-                <w:color w:val="00b0f0"/>
+                <w:color w:val="000000"/>
                 <w:sz w:val="24"/>
                 <w:szCs w:val="24"/>
                 <w:u w:val="none"/>
@@ -10326,7 +10326,7 @@
                 <w:iCs w:val="0"/>
                 <w:smallCaps w:val="0"/>
                 <w:strike w:val="0"/>
-                <w:color w:val="00b0f0"/>
+                <w:color w:val="000000"/>
                 <w:sz w:val="24"/>
                 <w:szCs w:val="24"/>
                 <w:u w:val="none"/>
@@ -10373,7 +10373,7 @@
                 <w:iCs w:val="0"/>
                 <w:smallCaps w:val="0"/>
                 <w:strike w:val="0"/>
-                <w:color w:val="00b0f0"/>
+                <w:color w:val="000000"/>
                 <w:sz w:val="24"/>
                 <w:szCs w:val="24"/>
                 <w:u w:val="none"/>
@@ -10401,7 +10401,7 @@
           <w:rFonts w:ascii="Bookman Old Style" w:cs="Bookman Old Style" w:eastAsia="Bookman Old Style" w:hAnsi="Bookman Old Style"/>
           <w:b w:val="0"/>
           <w:bCs w:val="0"/>
-          <w:color w:val="00b0f0"/>
+          <w:color w:val="000000"/>
         </w:rPr>
       </w:pPr>
       <w:r>
@@ -10418,39 +10418,13 @@
     </w:p>
     <w:p>
       <w:pPr>
-        <w:keepNext w:val="0"/>
-        <w:keepLines w:val="0"/>
-        <w:pageBreakBefore w:val="0"/>
-        <w:widowControl w:val="0"/>
-        <w:numPr>
-          <w:ilvl w:val="0"/>
-          <w:numId w:val="25"/>
-        </w:numPr>
-        <w:pBdr>
-          <w:top w:space="0" w:sz="0" w:val="nil"/>
-          <w:left w:space="0" w:sz="0" w:val="nil"/>
-          <w:bottom w:space="0" w:sz="0" w:val="nil"/>
-          <w:right w:space="0" w:sz="0" w:val="nil"/>
-          <w:between w:space="0" w:sz="0" w:val="nil"/>
-        </w:pBdr>
-        <w:shd w:fill="auto" w:val="clear"/>
-        <w:spacing w:after="0" w:before="0" w:line="240" w:lineRule="auto"/>
-        <w:ind w:left="1134" w:right="0" w:hanging="425"/>
-        <w:jc w:val="left"/>
-        <w:rPr>
-          <w:rFonts w:ascii="Bookman Old Style" w:cs="Bookman Old Style" w:eastAsia="Bookman Old Style" w:hAnsi="Bookman Old Style"/>
-          <w:b w:val="0"/>
-          <w:bCs w:val="0"/>
-          <w:i w:val="0"/>
-          <w:iCs w:val="0"/>
-          <w:smallCaps w:val="0"/>
-          <w:strike w:val="0"/>
-          <w:color w:val="00b0f0"/>
-          <w:sz w:val="24"/>
-          <w:szCs w:val="24"/>
-          <w:u w:val="none"/>
-          <w:shd w:fill="auto" w:val="clear"/>
-          <w:vertAlign w:val="baseline"/>
+        <w:spacing w:after="0" w:line="360" w:lineRule="auto"/>
+        <w:ind w:left="426" w:right="-23" w:firstLine="567"/>
+        <w:jc w:val="both"/>
+        <w:rPr>
+          <w:rFonts w:ascii="Bookman Old Style" w:cs="Bookman Old Style" w:eastAsia="Bookman Old Style" w:hAnsi="Bookman Old Style"/>
+          <w:sz w:val="24"/>
+          <w:szCs w:val="24"/>
         </w:rPr>
       </w:pPr>
       <w:r>
@@ -10487,7 +10461,7 @@
           <w:iCs w:val="0"/>
           <w:smallCaps w:val="0"/>
           <w:strike w:val="0"/>
-          <w:color w:val="00b0f0"/>
+          <w:color w:val="000000"/>
           <w:sz w:val="24"/>
           <w:szCs w:val="24"/>
           <w:u w:val="none"/>
@@ -10511,7 +10485,7 @@
           <w:rFonts w:ascii="Bookman Old Style" w:cs="Bookman Old Style" w:eastAsia="Bookman Old Style" w:hAnsi="Bookman Old Style"/>
           <w:b w:val="0"/>
           <w:bCs w:val="0"/>
-          <w:color w:val="00b0f0"/>
+          <w:color w:val="000000"/>
         </w:rPr>
       </w:pPr>
       <w:r>
@@ -10528,39 +10502,13 @@
     </w:p>
     <w:p>
       <w:pPr>
-        <w:keepNext w:val="0"/>
-        <w:keepLines w:val="0"/>
-        <w:pageBreakBefore w:val="0"/>
-        <w:widowControl w:val="0"/>
-        <w:numPr>
-          <w:ilvl w:val="0"/>
-          <w:numId w:val="24"/>
-        </w:numPr>
-        <w:pBdr>
-          <w:top w:space="0" w:sz="0" w:val="nil"/>
-          <w:left w:space="0" w:sz="0" w:val="nil"/>
-          <w:bottom w:space="0" w:sz="0" w:val="nil"/>
-          <w:right w:space="0" w:sz="0" w:val="nil"/>
-          <w:between w:space="0" w:sz="0" w:val="nil"/>
-        </w:pBdr>
-        <w:shd w:fill="auto" w:val="clear"/>
-        <w:spacing w:after="0" w:before="0" w:line="240" w:lineRule="auto"/>
-        <w:ind w:left="1134" w:right="0" w:hanging="425"/>
+        <w:spacing w:after="0" w:line="360" w:lineRule="auto"/>
+        <w:ind w:left="426" w:right="-23" w:firstLine="567"/>
         <w:jc w:val="both"/>
         <w:rPr>
           <w:rFonts w:ascii="Bookman Old Style" w:cs="Bookman Old Style" w:eastAsia="Bookman Old Style" w:hAnsi="Bookman Old Style"/>
-          <w:b w:val="0"/>
-          <w:bCs w:val="0"/>
-          <w:i w:val="0"/>
-          <w:iCs w:val="0"/>
-          <w:smallCaps w:val="0"/>
-          <w:strike w:val="0"/>
-          <w:color w:val="00b0f0"/>
-          <w:sz w:val="24"/>
-          <w:szCs w:val="24"/>
-          <w:u w:val="none"/>
-          <w:shd w:fill="auto" w:val="clear"/>
-          <w:vertAlign w:val="baseline"/>
+          <w:sz w:val="24"/>
+          <w:szCs w:val="24"/>
         </w:rPr>
       </w:pPr>
       <w:r>
@@ -10597,7 +10545,7 @@
           <w:iCs w:val="0"/>
           <w:smallCaps w:val="0"/>
           <w:strike w:val="0"/>
-          <w:color w:val="00b0f0"/>
+          <w:color w:val="000000"/>
           <w:sz w:val="24"/>
           <w:szCs w:val="24"/>
           <w:u w:val="none"/>
@@ -10617,7 +10565,7 @@
         <w:ind w:left="709" w:firstLine="0"/>
         <w:rPr>
           <w:rFonts w:ascii="Bookman Old Style" w:cs="Bookman Old Style" w:eastAsia="Bookman Old Style" w:hAnsi="Bookman Old Style"/>
-          <w:color w:val="00b0f0"/>
+          <w:color w:val="000000"/>
           <w:sz w:val="24"/>
           <w:szCs w:val="24"/>
         </w:rPr>
@@ -10657,7 +10605,7 @@
           <w:iCs w:val="0"/>
           <w:smallCaps w:val="0"/>
           <w:strike w:val="0"/>
-          <w:color w:val="00b0f0"/>
+          <w:color w:val="000000"/>
           <w:sz w:val="24"/>
           <w:szCs w:val="24"/>
           <w:u w:val="none"/>
@@ -11471,7 +11419,7 @@
       <w:rPr>
         <w:b w:val="0"/>
         <w:bCs w:val="0"/>
-        <w:color w:val="00b0f0"/>
+        <w:color w:val="000000"/>
         <w:sz w:val="24"/>
         <w:szCs w:val="24"/>
       </w:rPr>
@@ -14680,7 +14628,7 @@
       <w:rPr>
         <w:i w:val="0"/>
         <w:iCs w:val="0"/>
-        <w:color w:val="00b0f0"/>
+        <w:color w:val="000000"/>
         <w:sz w:val="22"/>
         <w:szCs w:val="22"/>
       </w:rPr>
@@ -15426,7 +15374,7 @@
         <w:ind w:left="720" w:hanging="360"/>
       </w:pPr>
       <w:rPr>
-        <w:color w:val="00b0f0"/>
+        <w:color w:val="000000"/>
         <w:sz w:val="20"/>
         <w:szCs w:val="20"/>
       </w:rPr>
@@ -15616,7 +15564,7 @@
         <w:ind w:left="1980" w:hanging="360"/>
       </w:pPr>
       <w:rPr>
-        <w:color w:val="00b0f0"/>
+        <w:color w:val="000000"/>
       </w:rPr>
     </w:lvl>
     <w:lvl w:ilvl="1">
@@ -15989,7 +15937,7 @@
         <w:ind w:left="720" w:hanging="360"/>
       </w:pPr>
       <w:rPr>
-        <w:color w:val="00b0f0"/>
+        <w:color w:val="000000"/>
       </w:rPr>
     </w:lvl>
     <w:lvl w:ilvl="1">
@@ -16083,7 +16031,7 @@
         <w:ind w:left="720" w:hanging="360"/>
       </w:pPr>
       <w:rPr>
-        <w:color w:val="00b0f0"/>
+        <w:color w:val="000000"/>
         <w:sz w:val="22"/>
         <w:szCs w:val="22"/>
       </w:rPr>
